--- a/Foraging-results.docx
+++ b/Foraging-results.docx
@@ -7,13 +7,7 @@
         <w:pStyle w:val="Title"/>
       </w:pPr>
       <w:r>
-        <w:t xml:space="preserve">Foraging</w:t>
-      </w:r>
-      <w:r>
-        <w:t xml:space="preserve"> </w:t>
-      </w:r>
-      <w:r>
-        <w:t xml:space="preserve">results</w:t>
+        <w:t xml:space="preserve">Foraging results</w:t>
       </w:r>
     </w:p>
     <w:p>
@@ -21,13 +15,7 @@
         <w:pStyle w:val="Author"/>
       </w:pPr>
       <w:r>
-        <w:t xml:space="preserve">Juliana</w:t>
-      </w:r>
-      <w:r>
-        <w:t xml:space="preserve"> </w:t>
-      </w:r>
-      <w:r>
-        <w:t xml:space="preserve">Balluffi-Fry</w:t>
+        <w:t xml:space="preserve">Juliana Balluffi-Fry</w:t>
       </w:r>
     </w:p>
     <w:p>
@@ -43,7 +31,7 @@
         <w:pStyle w:val="FirstParagraph"/>
       </w:pPr>
       <w:r>
-        <w:t xml:space="preserve">Averaged by week, individual snowshoe hare foraging rates varied greatly, ranging from 2 to 14.9 hours per day (9.5 ± 1.7). Food supplementation reduced foraging effort by 0.9 hours (p = 0, t = -9.43, df = 1339, R2 = 0.062; Figure 2A). As daylight hours became longer from January to March, hares decreased their foraging rate by 9.1 ± 1.2 minutes per hour decrease in night length (p = 0, t = 7.77, df = 1495, R2 = 0.039).</w:t>
+        <w:t xml:space="preserve">Averaged by week, individual snowshoe hare foraging rates varied greatly, ranging from 4 to 14.9 hours per day (9.5 ± 1.7). Food supplementation reduced foraging effort by 0.9 hours (p = 0, t = -9.43, df = 1339, R2 = 0.062; Figure 2A). As daylight hours became longer from January to March, hares decreased their foraging rate by 9.6 ± 1.2 minutes per hour decrease in night length (p = 0, t = 7.84, df = 1339, R2 = 0.044).</w:t>
       </w:r>
     </w:p>
     <w:p>
@@ -51,18 +39,14 @@
         <w:pStyle w:val="BodyText"/>
       </w:pPr>
       <w:r>
-        <w:t xml:space="preserve">The most parsimonious model for explaining foraging effort by control hares (delta AIC &lt; 2) was that which included twig biomass and temperature as fixed effects (Table 1, model D2). This model found that hares foraged 28.8 ± 5.4 minutes more per day for every 10 kg per hectare increase in available twig biomass (t = 5.2, β = 0.048 ± 0.009, CI = ). This meant that as twig biomass increased from 5 to 40 kg/ha, hares foraging effort increased from 8.4 to 10.1 hr/day (Figure 3A). Additionally, the same model showed that for every 10 °C increase in ambient temperature, hares foraged 48 ± 3.6 minutes more per day (t = 12.81, β = 0.08 ± 0.006, CI = ). Meaning that as weekly temperatures increased from the coldest of -40 °C to the warmest of 5 °C, hare foraging rate increased from 7.6 to 11.2 hours per day (Figure 3B). While temperature and biomass explained a lot of variance within the model (Marginal R2 = 0.15), more variance was explained by individual differences (Conditional R2 - Marginal R2 = 0.52).</w:t>
+        <w:t xml:space="preserve">The linear mixed model that tested how snowshoe hare winter foraging effort was influenced by environmental conditions and food supplementation found that the interaction between hare density and food treatment (Figure 2A, t = 4.49) along with ambient temperature (Figure 2B, t = 12.56) significantly influenced foraging (Table 1). Neither available twig biomass (t = 1.66) and mortality rate (t =-1.28), nor their interactions with food treatment, affected foraging rate according to the model (Table 1). While there was no effect of hare density overall (t = -2.47), the interaction between food treatment and hare density influenced foraging rates (β = 1.761 ± 0.39, CI = 0.98 - 2.53). At low hare densities (0.1 hares/ha), control hares foraged 1.94 hours more than food supplemented individuals (Figure 2B). When hare densities were at their highest, foraging rates between the two treatment groups converged at 8.74 hours per day. Ambient temperature positively influenced how much hares foraged. For every 10 °C increase, hares foraged 51.6 ± 6 minutes more per day (β = 0.086 ± 0.01, CI = 0.07 - 0.10). In total, as weekly temperatures increased from the coldest of -35 °C to the warmest of 5 °C, control hare foraging rate increased from 7.5 to 10.9 hours per day (Figure 2B). Food supplemented hares followed the same pattern but foraged 0.98 hours less than controls on average. While temperature, density, and food treatment explained some variance within the model (Marginal R2 = 0.15), more variance was explained by individual differences (Conditional R2 - Marginal R2 = 0.61).</w:t>
       </w:r>
     </w:p>
-    <w:p>
-      <w:pPr>
-        <w:pStyle w:val="BodyText"/>
-      </w:pPr>
-      <w:r>
-        <w:t xml:space="preserve">After testing this model (D2) on the food treatment data set, we found no effect of available twig biomass overall (t = 1.61), but there was a interaction between food treatment and twig biomass on foraging rates (β = -0.03 ± 0.01, t = -2.27, CI = ). When twigs were least available (16 kg/ha), foraging rates were similar between control and food supplemented individuals, but when twigs were most available (36 kg/ha), controls foraged hours more than food supplemented individuals (Figure 3C). Similar to the control model, this model showed foraging effort increased with warmer temperatures (β = 0.095 ± 0.007, t = 14.6, CI = ). There was also a significant interaction between food treatment and temperature (β = -0.03 ± 0.01, t = -3.34); control and food supplemented hares foraged for similar lengths of time at the coldest temperatures, but during the warmest weeks, as both groups foraged more, control hares foraged 1.4 hours more per day than food supplemented hares (Figure 3D).</w:t>
-      </w:r>
-    </w:p>
-    <w:sectPr/>
+    <w:sectPr>
+      <w:footnotePr>
+        <w:numRestart w:val="eachSect"/>
+      </w:footnotePr>
+    </w:sectPr>
   </w:body>
 </w:document>
 </file>
@@ -93,14 +77,14 @@
 <file path=word/numbering.xml><?xml version="1.0" encoding="utf-8"?>
 <w:numbering xmlns:w="http://schemas.openxmlformats.org/wordprocessingml/2006/main">
   <w:abstractNum w:abstractNumId="990">
-    <w:nsid w:val="A990"/>
+    <w:nsid w:val="0000A990"/>
     <w:multiLevelType w:val="multilevel"/>
     <w:lvl w:ilvl="0">
       <w:numFmt w:val="bullet"/>
       <w:lvlText w:val=" "/>
       <w:lvlJc w:val="left"/>
       <w:pPr>
-        <w:ind w:left="720" w:hanging="480"/>
+        <w:ind w:left="720" w:hanging="360"/>
       </w:pPr>
     </w:lvl>
     <w:lvl w:ilvl="1">
@@ -108,7 +92,7 @@
       <w:lvlText w:val=" "/>
       <w:lvlJc w:val="left"/>
       <w:pPr>
-        <w:ind w:left="1440" w:hanging="480"/>
+        <w:ind w:left="1440" w:hanging="360"/>
       </w:pPr>
     </w:lvl>
     <w:lvl w:ilvl="2">
@@ -116,7 +100,7 @@
       <w:lvlText w:val=" "/>
       <w:lvlJc w:val="left"/>
       <w:pPr>
-        <w:ind w:left="2160" w:hanging="480"/>
+        <w:ind w:left="2160" w:hanging="360"/>
       </w:pPr>
     </w:lvl>
     <w:lvl w:ilvl="3">
@@ -124,7 +108,7 @@
       <w:lvlText w:val=" "/>
       <w:lvlJc w:val="left"/>
       <w:pPr>
-        <w:ind w:left="2880" w:hanging="480"/>
+        <w:ind w:left="2880" w:hanging="360"/>
       </w:pPr>
     </w:lvl>
     <w:lvl w:ilvl="4">
@@ -132,7 +116,7 @@
       <w:lvlText w:val=" "/>
       <w:lvlJc w:val="left"/>
       <w:pPr>
-        <w:ind w:left="3600" w:hanging="480"/>
+        <w:ind w:left="3600" w:hanging="360"/>
       </w:pPr>
     </w:lvl>
     <w:lvl w:ilvl="5">
@@ -140,7 +124,7 @@
       <w:lvlText w:val=" "/>
       <w:lvlJc w:val="left"/>
       <w:pPr>
-        <w:ind w:left="4320" w:hanging="480"/>
+        <w:ind w:left="4320" w:hanging="360"/>
       </w:pPr>
     </w:lvl>
     <w:lvl w:ilvl="6">
@@ -148,7 +132,7 @@
       <w:lvlText w:val=" "/>
       <w:lvlJc w:val="left"/>
       <w:pPr>
-        <w:ind w:left="5040" w:hanging="480"/>
+        <w:ind w:left="5040" w:hanging="360"/>
       </w:pPr>
     </w:lvl>
     <w:lvl w:ilvl="7">
@@ -156,7 +140,7 @@
       <w:lvlText w:val=" "/>
       <w:lvlJc w:val="left"/>
       <w:pPr>
-        <w:ind w:left="5760" w:hanging="480"/>
+        <w:ind w:left="5760" w:hanging="360"/>
       </w:pPr>
     </w:lvl>
     <w:lvl w:ilvl="8">
@@ -164,7 +148,7 @@
       <w:lvlText w:val=" "/>
       <w:lvlJc w:val="left"/>
       <w:pPr>
-        <w:ind w:left="6480" w:hanging="480"/>
+        <w:ind w:left="6480" w:hanging="360"/>
       </w:pPr>
     </w:lvl>
   </w:abstractNum>
@@ -179,10 +163,10 @@
   <w:docDefaults>
     <w:rPrDefault>
       <w:rPr>
-        <w:rFonts w:asciiTheme="minorHAnsi" w:cstheme="minorBidi" w:eastAsiaTheme="minorHAnsi" w:hAnsiTheme="minorHAnsi"/>
+        <w:rFonts w:asciiTheme="minorHAnsi" w:cstheme="minorBidi" w:eastAsiaTheme="minorEastAsia" w:hAnsiTheme="minorHAnsi"/>
         <w:sz w:val="24"/>
         <w:szCs w:val="24"/>
-        <w:lang w:bidi="ar-SA" w:eastAsia="en-US" w:val="en-US"/>
+        <w:lang w:bidi="ar-SA" w:eastAsia="zh-CN" w:val="en-US"/>
       </w:rPr>
     </w:rPrDefault>
     <w:pPrDefault>
@@ -200,10 +184,10 @@
     <w:name w:val="Body Text"/>
     <w:basedOn w:val="Normal"/>
     <w:link w:val="BodyTextChar"/>
+    <w:qFormat/>
     <w:pPr>
       <w:spacing w:after="180" w:before="180"/>
     </w:pPr>
-    <w:qFormat/>
   </w:style>
   <w:style w:customStyle="1" w:styleId="FirstParagraph" w:type="paragraph">
     <w:name w:val="First Paragraph"/>
@@ -223,57 +207,111 @@
     <w:name w:val="Title"/>
     <w:basedOn w:val="Normal"/>
     <w:next w:val="BodyText"/>
-    <w:qFormat/>
-    <w:pPr>
-      <w:keepNext/>
-      <w:keepLines/>
-      <w:spacing w:after="240" w:before="480"/>
+    <w:link w:val="TitleChar"/>
+    <w:uiPriority w:val="10"/>
+    <w:qFormat/>
+    <w:rsid w:val="00A10FD9"/>
+    <w:pPr>
+      <w:spacing w:after="80" w:line="240" w:lineRule="auto"/>
+      <w:contextualSpacing/>
       <w:jc w:val="center"/>
     </w:pPr>
     <w:rPr>
       <w:rFonts w:asciiTheme="majorHAnsi" w:cstheme="majorBidi" w:eastAsiaTheme="majorEastAsia" w:hAnsiTheme="majorHAnsi"/>
-      <w:b/>
-      <w:bCs/>
-      <w:color w:themeColor="accent1" w:themeShade="B5" w:val="345A8A"/>
-      <w:sz w:val="36"/>
-      <w:szCs w:val="36"/>
+      <w:sz w:val="56"/>
+      <w:szCs w:val="56"/>
+    </w:rPr>
+  </w:style>
+  <w:style w:customStyle="1" w:styleId="TitleChar" w:type="character">
+    <w:name w:val="Title Char"/>
+    <w:basedOn w:val="DefaultParagraphFont"/>
+    <w:link w:val="Title"/>
+    <w:uiPriority w:val="10"/>
+    <w:rsid w:val="00A10FD9"/>
+    <w:rPr>
+      <w:rFonts w:asciiTheme="majorHAnsi" w:cstheme="majorBidi" w:eastAsiaTheme="majorEastAsia" w:hAnsiTheme="majorHAnsi"/>
+      <w:sz w:val="56"/>
+      <w:szCs w:val="56"/>
     </w:rPr>
   </w:style>
   <w:style w:styleId="Subtitle" w:type="paragraph">
     <w:name w:val="Subtitle"/>
     <w:basedOn w:val="Title"/>
     <w:next w:val="BodyText"/>
-    <w:qFormat/>
-    <w:pPr>
-      <w:keepNext/>
-      <w:keepLines/>
-      <w:spacing w:after="240" w:before="240"/>
-      <w:jc w:val="center"/>
-    </w:pPr>
-    <w:rPr>
-      <w:sz w:val="30"/>
-      <w:szCs w:val="30"/>
+    <w:link w:val="SubtitleChar"/>
+    <w:uiPriority w:val="11"/>
+    <w:qFormat/>
+    <w:rsid w:val="00A10FD9"/>
+    <w:pPr>
+      <w:numPr>
+        <w:ilvl w:val="1"/>
+      </w:numPr>
+    </w:pPr>
+    <w:rPr>
+      <w:rFonts w:cstheme="majorBidi" w:eastAsiaTheme="majorEastAsia"/>
+      <w:spacing w:val="15"/>
+      <w:sz w:val="28"/>
+      <w:szCs w:val="28"/>
+    </w:rPr>
+  </w:style>
+  <w:style w:customStyle="1" w:styleId="SubtitleChar" w:type="character">
+    <w:name w:val="Subtitle Char"/>
+    <w:basedOn w:val="DefaultParagraphFont"/>
+    <w:link w:val="Subtitle"/>
+    <w:uiPriority w:val="11"/>
+    <w:rsid w:val="00A10FD9"/>
+    <w:rPr>
+      <w:rFonts w:cstheme="majorBidi" w:eastAsiaTheme="majorEastAsia"/>
+      <w:color w:themeColor="text1" w:themeTint="A6" w:val="595959"/>
+      <w:spacing w:val="15"/>
+      <w:sz w:val="28"/>
+      <w:szCs w:val="28"/>
     </w:rPr>
   </w:style>
   <w:style w:customStyle="1" w:styleId="Author" w:type="paragraph">
     <w:name w:val="Author"/>
+    <w:basedOn w:val="Title"/>
     <w:next w:val="BodyText"/>
     <w:qFormat/>
     <w:pPr>
       <w:keepNext/>
       <w:keepLines/>
-      <w:jc w:val="center"/>
-    </w:pPr>
+    </w:pPr>
+    <w:rPr>
+      <w:sz w:val="24"/>
+      <w:szCs w:val="24"/>
+    </w:rPr>
   </w:style>
   <w:style w:styleId="Date" w:type="paragraph">
     <w:name w:val="Date"/>
+    <w:basedOn w:val="Title"/>
     <w:next w:val="BodyText"/>
     <w:qFormat/>
     <w:pPr>
       <w:keepNext/>
       <w:keepLines/>
+    </w:pPr>
+    <w:rPr>
+      <w:sz w:val="24"/>
+      <w:szCs w:val="24"/>
+    </w:rPr>
+  </w:style>
+  <w:style w:customStyle="1" w:styleId="AbstractTitle" w:type="paragraph">
+    <w:name w:val="Abstract Title"/>
+    <w:basedOn w:val="Normal"/>
+    <w:next w:val="Abstract"/>
+    <w:qFormat/>
+    <w:pPr>
+      <w:keepNext/>
+      <w:keepLines/>
+      <w:spacing w:after="0" w:before="300"/>
       <w:jc w:val="center"/>
     </w:pPr>
+    <w:rPr>
+      <w:b/>
+      <w:sz w:val="20"/>
+      <w:szCs w:val="20"/>
+    </w:rPr>
   </w:style>
   <w:style w:customStyle="1" w:styleId="Abstract" w:type="paragraph">
     <w:name w:val="Abstract"/>
@@ -283,7 +321,7 @@
     <w:pPr>
       <w:keepNext/>
       <w:keepLines/>
-      <w:spacing w:after="300" w:before="300"/>
+      <w:spacing w:after="300" w:before="100"/>
     </w:pPr>
     <w:rPr>
       <w:sz w:val="20"/>
@@ -299,191 +337,321 @@
     <w:rPr/>
   </w:style>
   <w:style w:styleId="Heading1" w:type="paragraph">
-    <w:name w:val="Heading 1"/>
-    <w:basedOn w:val="Normal"/>
-    <w:next w:val="BodyText"/>
-    <w:uiPriority w:val="9"/>
-    <w:qFormat/>
+    <w:name w:val="heading 1"/>
+    <w:basedOn w:val="Normal"/>
+    <w:next w:val="BodyText"/>
+    <w:link w:val="Heading1Char"/>
+    <w:uiPriority w:val="9"/>
+    <w:qFormat/>
+    <w:rsid w:val="00A10FD9"/>
     <w:pPr>
       <w:keepNext/>
       <w:keepLines/>
-      <w:spacing w:after="0" w:before="480"/>
+      <w:spacing w:after="80" w:before="360"/>
       <w:outlineLvl w:val="0"/>
     </w:pPr>
     <w:rPr>
       <w:rFonts w:asciiTheme="majorHAnsi" w:cstheme="majorBidi" w:eastAsiaTheme="majorEastAsia" w:hAnsiTheme="majorHAnsi"/>
-      <w:b/>
-      <w:bCs/>
-      <w:color w:themeColor="accent1" w:val="4F81BD"/>
+      <w:color w:themeColor="accent1" w:themeShade="BF" w:val="0F4761"/>
+      <w:sz w:val="40"/>
+      <w:szCs w:val="40"/>
+    </w:rPr>
+  </w:style>
+  <w:style w:styleId="Heading2" w:type="paragraph">
+    <w:name w:val="heading 2"/>
+    <w:basedOn w:val="Normal"/>
+    <w:next w:val="BodyText"/>
+    <w:link w:val="Heading2Char"/>
+    <w:uiPriority w:val="9"/>
+    <w:semiHidden/>
+    <w:unhideWhenUsed/>
+    <w:qFormat/>
+    <w:rsid w:val="00A10FD9"/>
+    <w:pPr>
+      <w:keepNext/>
+      <w:keepLines/>
+      <w:spacing w:after="80" w:before="160"/>
+      <w:outlineLvl w:val="1"/>
+    </w:pPr>
+    <w:rPr>
+      <w:rFonts w:asciiTheme="majorHAnsi" w:cstheme="majorBidi" w:eastAsiaTheme="majorEastAsia" w:hAnsiTheme="majorHAnsi"/>
+      <w:color w:themeColor="accent1" w:themeShade="BF" w:val="0F4761"/>
       <w:sz w:val="32"/>
       <w:szCs w:val="32"/>
     </w:rPr>
   </w:style>
-  <w:style w:styleId="Heading2" w:type="paragraph">
-    <w:name w:val="Heading 2"/>
-    <w:basedOn w:val="Normal"/>
-    <w:next w:val="BodyText"/>
-    <w:uiPriority w:val="9"/>
+  <w:style w:styleId="Heading3" w:type="paragraph">
+    <w:name w:val="heading 3"/>
+    <w:basedOn w:val="Normal"/>
+    <w:next w:val="BodyText"/>
+    <w:link w:val="Heading3Char"/>
+    <w:uiPriority w:val="9"/>
+    <w:semiHidden/>
     <w:unhideWhenUsed/>
     <w:qFormat/>
+    <w:rsid w:val="00A10FD9"/>
     <w:pPr>
       <w:keepNext/>
       <w:keepLines/>
-      <w:spacing w:after="0" w:before="200"/>
-      <w:outlineLvl w:val="1"/>
-    </w:pPr>
-    <w:rPr>
-      <w:rFonts w:asciiTheme="majorHAnsi" w:cstheme="majorBidi" w:eastAsiaTheme="majorEastAsia" w:hAnsiTheme="majorHAnsi"/>
-      <w:b/>
-      <w:bCs/>
-      <w:color w:themeColor="accent1" w:val="4F81BD"/>
+      <w:spacing w:after="80" w:before="160"/>
+      <w:outlineLvl w:val="2"/>
+    </w:pPr>
+    <w:rPr>
+      <w:rFonts w:cstheme="majorBidi" w:eastAsiaTheme="majorEastAsia"/>
+      <w:color w:themeColor="accent1" w:themeShade="BF" w:val="0F4761"/>
       <w:sz w:val="28"/>
       <w:szCs w:val="28"/>
     </w:rPr>
   </w:style>
-  <w:style w:styleId="Heading3" w:type="paragraph">
-    <w:name w:val="Heading 3"/>
-    <w:basedOn w:val="Normal"/>
-    <w:next w:val="BodyText"/>
-    <w:uiPriority w:val="9"/>
+  <w:style w:styleId="Heading4" w:type="paragraph">
+    <w:name w:val="heading 4"/>
+    <w:basedOn w:val="Normal"/>
+    <w:next w:val="BodyText"/>
+    <w:link w:val="Heading4Char"/>
+    <w:uiPriority w:val="9"/>
+    <w:semiHidden/>
     <w:unhideWhenUsed/>
     <w:qFormat/>
+    <w:rsid w:val="00A10FD9"/>
     <w:pPr>
       <w:keepNext/>
       <w:keepLines/>
-      <w:spacing w:after="0" w:before="200"/>
-      <w:outlineLvl w:val="2"/>
-    </w:pPr>
+      <w:spacing w:after="40" w:before="80"/>
+      <w:outlineLvl w:val="3"/>
+    </w:pPr>
+    <w:rPr>
+      <w:rFonts w:cstheme="majorBidi" w:eastAsiaTheme="majorEastAsia"/>
+      <w:i/>
+      <w:iCs/>
+      <w:color w:themeColor="accent1" w:themeShade="BF" w:val="0F4761"/>
+    </w:rPr>
+  </w:style>
+  <w:style w:styleId="Heading5" w:type="paragraph">
+    <w:name w:val="heading 5"/>
+    <w:basedOn w:val="Normal"/>
+    <w:next w:val="BodyText"/>
+    <w:link w:val="Heading5Char"/>
+    <w:uiPriority w:val="9"/>
+    <w:semiHidden/>
+    <w:unhideWhenUsed/>
+    <w:qFormat/>
+    <w:rsid w:val="00A10FD9"/>
+    <w:pPr>
+      <w:keepNext/>
+      <w:keepLines/>
+      <w:spacing w:after="40" w:before="80"/>
+      <w:outlineLvl w:val="4"/>
+    </w:pPr>
+    <w:rPr>
+      <w:rFonts w:cstheme="majorBidi" w:eastAsiaTheme="majorEastAsia"/>
+      <w:color w:themeColor="accent1" w:themeShade="BF" w:val="0F4761"/>
+    </w:rPr>
+  </w:style>
+  <w:style w:styleId="Heading6" w:type="paragraph">
+    <w:name w:val="heading 6"/>
+    <w:basedOn w:val="Normal"/>
+    <w:next w:val="BodyText"/>
+    <w:link w:val="Heading6Char"/>
+    <w:uiPriority w:val="9"/>
+    <w:semiHidden/>
+    <w:unhideWhenUsed/>
+    <w:qFormat/>
+    <w:rsid w:val="00A10FD9"/>
+    <w:pPr>
+      <w:keepNext/>
+      <w:keepLines/>
+      <w:spacing w:after="0" w:before="40"/>
+      <w:outlineLvl w:val="5"/>
+    </w:pPr>
+    <w:rPr>
+      <w:rFonts w:cstheme="majorBidi" w:eastAsiaTheme="majorEastAsia"/>
+      <w:i/>
+      <w:iCs/>
+      <w:color w:themeColor="text1" w:themeTint="A6" w:val="595959"/>
+    </w:rPr>
+  </w:style>
+  <w:style w:styleId="Heading7" w:type="paragraph">
+    <w:name w:val="heading 7"/>
+    <w:basedOn w:val="Normal"/>
+    <w:next w:val="BodyText"/>
+    <w:link w:val="Heading7Char"/>
+    <w:uiPriority w:val="9"/>
+    <w:semiHidden/>
+    <w:unhideWhenUsed/>
+    <w:qFormat/>
+    <w:rsid w:val="00A10FD9"/>
+    <w:pPr>
+      <w:keepNext/>
+      <w:keepLines/>
+      <w:spacing w:after="0" w:before="40"/>
+      <w:outlineLvl w:val="6"/>
+    </w:pPr>
+    <w:rPr>
+      <w:rFonts w:cstheme="majorBidi" w:eastAsiaTheme="majorEastAsia"/>
+      <w:color w:themeColor="text1" w:themeTint="A6" w:val="595959"/>
+    </w:rPr>
+  </w:style>
+  <w:style w:styleId="Heading8" w:type="paragraph">
+    <w:name w:val="heading 8"/>
+    <w:basedOn w:val="Normal"/>
+    <w:next w:val="BodyText"/>
+    <w:link w:val="Heading8Char"/>
+    <w:uiPriority w:val="9"/>
+    <w:semiHidden/>
+    <w:unhideWhenUsed/>
+    <w:qFormat/>
+    <w:rsid w:val="00A10FD9"/>
+    <w:pPr>
+      <w:keepNext/>
+      <w:keepLines/>
+      <w:spacing w:after="0"/>
+      <w:outlineLvl w:val="7"/>
+    </w:pPr>
+    <w:rPr>
+      <w:rFonts w:cstheme="majorBidi" w:eastAsiaTheme="majorEastAsia"/>
+      <w:i/>
+      <w:iCs/>
+      <w:color w:themeColor="text1" w:themeTint="D8" w:val="272727"/>
+    </w:rPr>
+  </w:style>
+  <w:style w:styleId="Heading9" w:type="paragraph">
+    <w:name w:val="heading 9"/>
+    <w:basedOn w:val="Normal"/>
+    <w:next w:val="BodyText"/>
+    <w:link w:val="Heading9Char"/>
+    <w:uiPriority w:val="9"/>
+    <w:semiHidden/>
+    <w:unhideWhenUsed/>
+    <w:qFormat/>
+    <w:rsid w:val="00A10FD9"/>
+    <w:pPr>
+      <w:keepNext/>
+      <w:keepLines/>
+      <w:spacing w:after="0"/>
+      <w:outlineLvl w:val="8"/>
+    </w:pPr>
+    <w:rPr>
+      <w:rFonts w:cstheme="majorBidi" w:eastAsiaTheme="majorEastAsia"/>
+      <w:color w:themeColor="text1" w:themeTint="D8" w:val="272727"/>
+    </w:rPr>
+  </w:style>
+  <w:style w:customStyle="1" w:styleId="Heading1Char" w:type="character">
+    <w:name w:val="Heading 1 Char"/>
+    <w:basedOn w:val="DefaultParagraphFont"/>
+    <w:link w:val="Heading1"/>
+    <w:uiPriority w:val="9"/>
+    <w:rsid w:val="00A10FD9"/>
     <w:rPr>
       <w:rFonts w:asciiTheme="majorHAnsi" w:cstheme="majorBidi" w:eastAsiaTheme="majorEastAsia" w:hAnsiTheme="majorHAnsi"/>
-      <w:b/>
-      <w:bCs/>
-      <w:color w:themeColor="accent1" w:val="4F81BD"/>
-      <w:sz w:val="24"/>
-      <w:szCs w:val="24"/>
-    </w:rPr>
-  </w:style>
-  <w:style w:styleId="Heading4" w:type="paragraph">
-    <w:name w:val="Heading 4"/>
-    <w:basedOn w:val="Normal"/>
-    <w:next w:val="BodyText"/>
-    <w:uiPriority w:val="9"/>
-    <w:unhideWhenUsed/>
-    <w:qFormat/>
-    <w:pPr>
-      <w:keepNext/>
-      <w:keepLines/>
-      <w:spacing w:after="0" w:before="200"/>
-      <w:outlineLvl w:val="3"/>
-    </w:pPr>
+      <w:color w:themeColor="accent1" w:themeShade="BF" w:val="0F4761"/>
+      <w:sz w:val="40"/>
+      <w:szCs w:val="40"/>
+    </w:rPr>
+  </w:style>
+  <w:style w:customStyle="1" w:styleId="Heading2Char" w:type="character">
+    <w:name w:val="Heading 2 Char"/>
+    <w:basedOn w:val="DefaultParagraphFont"/>
+    <w:link w:val="Heading2"/>
+    <w:uiPriority w:val="9"/>
+    <w:semiHidden/>
+    <w:rsid w:val="00A10FD9"/>
     <w:rPr>
       <w:rFonts w:asciiTheme="majorHAnsi" w:cstheme="majorBidi" w:eastAsiaTheme="majorEastAsia" w:hAnsiTheme="majorHAnsi"/>
+      <w:color w:themeColor="accent1" w:themeShade="BF" w:val="0F4761"/>
+      <w:sz w:val="32"/>
+      <w:szCs w:val="32"/>
+    </w:rPr>
+  </w:style>
+  <w:style w:customStyle="1" w:styleId="Heading3Char" w:type="character">
+    <w:name w:val="Heading 3 Char"/>
+    <w:basedOn w:val="DefaultParagraphFont"/>
+    <w:link w:val="Heading3"/>
+    <w:uiPriority w:val="9"/>
+    <w:semiHidden/>
+    <w:rsid w:val="00A10FD9"/>
+    <w:rPr>
+      <w:rFonts w:cstheme="majorBidi" w:eastAsiaTheme="majorEastAsia"/>
+      <w:color w:themeColor="accent1" w:themeShade="BF" w:val="0F4761"/>
+      <w:sz w:val="28"/>
+      <w:szCs w:val="28"/>
+    </w:rPr>
+  </w:style>
+  <w:style w:customStyle="1" w:styleId="Heading4Char" w:type="character">
+    <w:name w:val="Heading 4 Char"/>
+    <w:basedOn w:val="DefaultParagraphFont"/>
+    <w:link w:val="Heading4"/>
+    <w:uiPriority w:val="9"/>
+    <w:semiHidden/>
+    <w:rsid w:val="00A10FD9"/>
+    <w:rPr>
+      <w:rFonts w:cstheme="majorBidi" w:eastAsiaTheme="majorEastAsia"/>
       <w:i/>
-      <w:bCs/>
-      <w:color w:themeColor="accent1" w:val="4F81BD"/>
-      <w:sz w:val="24"/>
-      <w:szCs w:val="24"/>
-    </w:rPr>
-  </w:style>
-  <w:style w:styleId="Heading5" w:type="paragraph">
-    <w:name w:val="Heading 5"/>
-    <w:basedOn w:val="Normal"/>
-    <w:next w:val="BodyText"/>
-    <w:uiPriority w:val="9"/>
-    <w:unhideWhenUsed/>
-    <w:qFormat/>
-    <w:pPr>
-      <w:keepNext/>
-      <w:keepLines/>
-      <w:spacing w:after="0" w:before="200"/>
-      <w:outlineLvl w:val="4"/>
-    </w:pPr>
-    <w:rPr>
-      <w:rFonts w:asciiTheme="majorHAnsi" w:cstheme="majorBidi" w:eastAsiaTheme="majorEastAsia" w:hAnsiTheme="majorHAnsi"/>
       <w:iCs/>
-      <w:color w:themeColor="accent1" w:val="4F81BD"/>
-      <w:sz w:val="24"/>
-      <w:szCs w:val="24"/>
-    </w:rPr>
-  </w:style>
-  <w:style w:styleId="Heading6" w:type="paragraph">
-    <w:name w:val="Heading 6"/>
-    <w:basedOn w:val="Normal"/>
-    <w:next w:val="BodyText"/>
-    <w:uiPriority w:val="9"/>
-    <w:unhideWhenUsed/>
-    <w:qFormat/>
-    <w:pPr>
-      <w:keepNext/>
-      <w:keepLines/>
-      <w:spacing w:after="0" w:before="200"/>
-      <w:outlineLvl w:val="5"/>
-    </w:pPr>
-    <w:rPr>
-      <w:rFonts w:asciiTheme="majorHAnsi" w:cstheme="majorBidi" w:eastAsiaTheme="majorEastAsia" w:hAnsiTheme="majorHAnsi"/>
-      <w:color w:themeColor="accent1" w:val="4F81BD"/>
-      <w:sz w:val="24"/>
-      <w:szCs w:val="24"/>
-    </w:rPr>
-  </w:style>
-  <w:style w:styleId="Heading7" w:type="paragraph">
-    <w:name w:val="Heading 7"/>
-    <w:basedOn w:val="Normal"/>
-    <w:next w:val="BodyText"/>
-    <w:uiPriority w:val="9"/>
-    <w:unhideWhenUsed/>
-    <w:qFormat/>
-    <w:pPr>
-      <w:keepNext/>
-      <w:keepLines/>
-      <w:spacing w:after="0" w:before="200"/>
-      <w:outlineLvl w:val="6"/>
-    </w:pPr>
-    <w:rPr>
-      <w:rFonts w:asciiTheme="majorHAnsi" w:cstheme="majorBidi" w:eastAsiaTheme="majorEastAsia" w:hAnsiTheme="majorHAnsi"/>
-      <w:color w:themeColor="accent1" w:val="4F81BD"/>
-      <w:sz w:val="24"/>
-      <w:szCs w:val="24"/>
-    </w:rPr>
-  </w:style>
-  <w:style w:styleId="Heading8" w:type="paragraph">
-    <w:name w:val="Heading 8"/>
-    <w:basedOn w:val="Normal"/>
-    <w:next w:val="BodyText"/>
-    <w:uiPriority w:val="9"/>
-    <w:unhideWhenUsed/>
-    <w:qFormat/>
-    <w:pPr>
-      <w:keepNext/>
-      <w:keepLines/>
-      <w:spacing w:after="0" w:before="200"/>
-      <w:outlineLvl w:val="7"/>
-    </w:pPr>
-    <w:rPr>
-      <w:rFonts w:asciiTheme="majorHAnsi" w:cstheme="majorBidi" w:eastAsiaTheme="majorEastAsia" w:hAnsiTheme="majorHAnsi"/>
-      <w:color w:themeColor="accent1" w:val="4F81BD"/>
-      <w:sz w:val="24"/>
-      <w:szCs w:val="24"/>
-    </w:rPr>
-  </w:style>
-  <w:style w:styleId="Heading9" w:type="paragraph">
-    <w:name w:val="Heading 9"/>
-    <w:basedOn w:val="Normal"/>
-    <w:next w:val="BodyText"/>
-    <w:uiPriority w:val="9"/>
-    <w:unhideWhenUsed/>
-    <w:qFormat/>
-    <w:pPr>
-      <w:keepNext/>
-      <w:keepLines/>
-      <w:spacing w:after="0" w:before="200"/>
-      <w:outlineLvl w:val="8"/>
-    </w:pPr>
-    <w:rPr>
-      <w:rFonts w:asciiTheme="majorHAnsi" w:cstheme="majorBidi" w:eastAsiaTheme="majorEastAsia" w:hAnsiTheme="majorHAnsi"/>
-      <w:color w:themeColor="accent1" w:val="4F81BD"/>
-      <w:sz w:val="24"/>
-      <w:szCs w:val="24"/>
+      <w:color w:themeColor="accent1" w:themeShade="BF" w:val="0F4761"/>
+    </w:rPr>
+  </w:style>
+  <w:style w:customStyle="1" w:styleId="Heading5Char" w:type="character">
+    <w:name w:val="Heading 5 Char"/>
+    <w:basedOn w:val="DefaultParagraphFont"/>
+    <w:link w:val="Heading5"/>
+    <w:uiPriority w:val="9"/>
+    <w:semiHidden/>
+    <w:rsid w:val="00A10FD9"/>
+    <w:rPr>
+      <w:rFonts w:cstheme="majorBidi" w:eastAsiaTheme="majorEastAsia"/>
+      <w:color w:themeColor="accent1" w:themeShade="BF" w:val="0F4761"/>
+    </w:rPr>
+  </w:style>
+  <w:style w:customStyle="1" w:styleId="Heading6Char" w:type="character">
+    <w:name w:val="Heading 6 Char"/>
+    <w:basedOn w:val="DefaultParagraphFont"/>
+    <w:link w:val="Heading6"/>
+    <w:uiPriority w:val="9"/>
+    <w:semiHidden/>
+    <w:rsid w:val="00A10FD9"/>
+    <w:rPr>
+      <w:rFonts w:cstheme="majorBidi" w:eastAsiaTheme="majorEastAsia"/>
+      <w:i/>
+      <w:iCs/>
+      <w:color w:themeColor="text1" w:themeTint="A6" w:val="595959"/>
+    </w:rPr>
+  </w:style>
+  <w:style w:customStyle="1" w:styleId="Heading7Char" w:type="character">
+    <w:name w:val="Heading 7 Char"/>
+    <w:basedOn w:val="DefaultParagraphFont"/>
+    <w:link w:val="Heading7"/>
+    <w:uiPriority w:val="9"/>
+    <w:semiHidden/>
+    <w:rsid w:val="00A10FD9"/>
+    <w:rPr>
+      <w:rFonts w:cstheme="majorBidi" w:eastAsiaTheme="majorEastAsia"/>
+      <w:color w:themeColor="text1" w:themeTint="A6" w:val="595959"/>
+    </w:rPr>
+  </w:style>
+  <w:style w:customStyle="1" w:styleId="Heading8Char" w:type="character">
+    <w:name w:val="Heading 8 Char"/>
+    <w:basedOn w:val="DefaultParagraphFont"/>
+    <w:link w:val="Heading8"/>
+    <w:uiPriority w:val="9"/>
+    <w:semiHidden/>
+    <w:rsid w:val="00A10FD9"/>
+    <w:rPr>
+      <w:rFonts w:cstheme="majorBidi" w:eastAsiaTheme="majorEastAsia"/>
+      <w:i/>
+      <w:iCs/>
+      <w:color w:themeColor="text1" w:themeTint="D8" w:val="272727"/>
+    </w:rPr>
+  </w:style>
+  <w:style w:customStyle="1" w:styleId="Heading9Char" w:type="character">
+    <w:name w:val="Heading 9 Char"/>
+    <w:basedOn w:val="DefaultParagraphFont"/>
+    <w:link w:val="Heading9"/>
+    <w:uiPriority w:val="9"/>
+    <w:semiHidden/>
+    <w:rsid w:val="00A10FD9"/>
+    <w:rPr>
+      <w:rFonts w:cstheme="majorBidi" w:eastAsiaTheme="majorEastAsia"/>
+      <w:color w:themeColor="text1" w:themeTint="D8" w:val="272727"/>
     </w:rPr>
   </w:style>
   <w:style w:styleId="BlockText" w:type="paragraph">
@@ -505,6 +673,18 @@
     <w:uiPriority w:val="9"/>
     <w:unhideWhenUsed/>
     <w:qFormat/>
+  </w:style>
+  <w:style w:styleId="FootnoteBlockText" w:type="paragraph">
+    <w:name w:val="Footnote Block Text"/>
+    <w:basedOn w:val="FootnoteText"/>
+    <w:next w:val="FootnoteText"/>
+    <w:uiPriority w:val="9"/>
+    <w:unhideWhenUsed/>
+    <w:qFormat/>
+    <w:pPr>
+      <w:spacing w:after="100" w:before="100"/>
+      <w:ind w:firstLine="0" w:left="480" w:right="480"/>
+    </w:pPr>
   </w:style>
   <w:style w:default="1" w:styleId="DefaultParagraphFont" w:type="character">
     <w:name w:val="Default Paragraph Font"/>
@@ -527,18 +707,11 @@
       </w:tblCellMar>
     </w:tblPr>
     <w:tblStylePr w:type="firstRow">
-      <w:tblPr>
-        <w:jc w:val="left"/>
-        <w:tblInd w:type="dxa" w:w="0"/>
-      </w:tblPr>
-      <w:trPr>
-        <w:jc w:val="left"/>
-      </w:trPr>
       <w:tcPr>
-        <w:vAlign w:val="bottom"/>
         <w:tcBorders>
           <w:bottom w:val="single"/>
         </w:tcBorders>
+        <w:vAlign w:val="bottom"/>
       </w:tcPr>
     </w:tblStylePr>
   </w:style>
@@ -654,9 +827,9 @@
     <w:name w:val="KeywordTok"/>
     <w:basedOn w:val="VerbatimChar"/>
     <w:rPr>
+      <w:b/>
       <w:color w:val="204a87"/>
       <w:shd w:val="clear" w:fill="f8f8f8"/>
-      <w:b/>
     </w:rPr>
   </w:style>
   <w:style w:type="character" w:customStyle="1" w:styleId="DataTypeTok">
@@ -695,7 +868,7 @@
     <w:name w:val="ConstantTok"/>
     <w:basedOn w:val="VerbatimChar"/>
     <w:rPr>
-      <w:color w:val="000000"/>
+      <w:color w:val="8f5902"/>
       <w:shd w:val="clear" w:fill="f8f8f8"/>
     </w:rPr>
   </w:style>
@@ -711,7 +884,8 @@
     <w:name w:val="SpecialCharTok"/>
     <w:basedOn w:val="VerbatimChar"/>
     <w:rPr>
-      <w:color w:val="000000"/>
+      <w:b/>
+      <w:color w:val="ce5c00"/>
       <w:shd w:val="clear" w:fill="f8f8f8"/>
     </w:rPr>
   </w:style>
@@ -750,39 +924,39 @@
     <w:name w:val="CommentTok"/>
     <w:basedOn w:val="VerbatimChar"/>
     <w:rPr>
+      <w:i/>
       <w:color w:val="8f5902"/>
       <w:shd w:val="clear" w:fill="f8f8f8"/>
-      <w:i/>
     </w:rPr>
   </w:style>
   <w:style w:type="character" w:customStyle="1" w:styleId="DocumentationTok">
     <w:name w:val="DocumentationTok"/>
     <w:basedOn w:val="VerbatimChar"/>
     <w:rPr>
-      <w:color w:val="8f5902"/>
-      <w:shd w:val="clear" w:fill="f8f8f8"/>
       <w:b/>
       <w:i/>
+      <w:color w:val="8f5902"/>
+      <w:shd w:val="clear" w:fill="f8f8f8"/>
     </w:rPr>
   </w:style>
   <w:style w:type="character" w:customStyle="1" w:styleId="AnnotationTok">
     <w:name w:val="AnnotationTok"/>
     <w:basedOn w:val="VerbatimChar"/>
     <w:rPr>
-      <w:color w:val="8f5902"/>
-      <w:shd w:val="clear" w:fill="f8f8f8"/>
       <w:b/>
       <w:i/>
+      <w:color w:val="8f5902"/>
+      <w:shd w:val="clear" w:fill="f8f8f8"/>
     </w:rPr>
   </w:style>
   <w:style w:type="character" w:customStyle="1" w:styleId="CommentVarTok">
     <w:name w:val="CommentVarTok"/>
     <w:basedOn w:val="VerbatimChar"/>
     <w:rPr>
-      <w:color w:val="8f5902"/>
-      <w:shd w:val="clear" w:fill="f8f8f8"/>
       <w:b/>
       <w:i/>
+      <w:color w:val="8f5902"/>
+      <w:shd w:val="clear" w:fill="f8f8f8"/>
     </w:rPr>
   </w:style>
   <w:style w:type="character" w:customStyle="1" w:styleId="OtherTok">
@@ -797,7 +971,8 @@
     <w:name w:val="FunctionTok"/>
     <w:basedOn w:val="VerbatimChar"/>
     <w:rPr>
-      <w:color w:val="000000"/>
+      <w:b/>
+      <w:color w:val="204a87"/>
       <w:shd w:val="clear" w:fill="f8f8f8"/>
     </w:rPr>
   </w:style>
@@ -813,18 +988,18 @@
     <w:name w:val="ControlFlowTok"/>
     <w:basedOn w:val="VerbatimChar"/>
     <w:rPr>
+      <w:b/>
       <w:color w:val="204a87"/>
       <w:shd w:val="clear" w:fill="f8f8f8"/>
-      <w:b/>
     </w:rPr>
   </w:style>
   <w:style w:type="character" w:customStyle="1" w:styleId="OperatorTok">
     <w:name w:val="OperatorTok"/>
     <w:basedOn w:val="VerbatimChar"/>
     <w:rPr>
+      <w:b/>
       <w:color w:val="ce5c00"/>
       <w:shd w:val="clear" w:fill="f8f8f8"/>
-      <w:b/>
     </w:rPr>
   </w:style>
   <w:style w:type="character" w:customStyle="1" w:styleId="BuiltInTok">
@@ -845,16 +1020,16 @@
     <w:name w:val="PreprocessorTok"/>
     <w:basedOn w:val="VerbatimChar"/>
     <w:rPr>
+      <w:i/>
       <w:color w:val="8f5902"/>
       <w:shd w:val="clear" w:fill="f8f8f8"/>
-      <w:i/>
     </w:rPr>
   </w:style>
   <w:style w:type="character" w:customStyle="1" w:styleId="AttributeTok">
     <w:name w:val="AttributeTok"/>
     <w:basedOn w:val="VerbatimChar"/>
     <w:rPr>
-      <w:color w:val="c4a000"/>
+      <w:color w:val="204a87"/>
       <w:shd w:val="clear" w:fill="f8f8f8"/>
     </w:rPr>
   </w:style>
@@ -869,20 +1044,20 @@
     <w:name w:val="InformationTok"/>
     <w:basedOn w:val="VerbatimChar"/>
     <w:rPr>
-      <w:color w:val="8f5902"/>
-      <w:shd w:val="clear" w:fill="f8f8f8"/>
       <w:b/>
       <w:i/>
+      <w:color w:val="8f5902"/>
+      <w:shd w:val="clear" w:fill="f8f8f8"/>
     </w:rPr>
   </w:style>
   <w:style w:type="character" w:customStyle="1" w:styleId="WarningTok">
     <w:name w:val="WarningTok"/>
     <w:basedOn w:val="VerbatimChar"/>
     <w:rPr>
-      <w:color w:val="8f5902"/>
-      <w:shd w:val="clear" w:fill="f8f8f8"/>
       <w:b/>
       <w:i/>
+      <w:color w:val="8f5902"/>
+      <w:shd w:val="clear" w:fill="f8f8f8"/>
     </w:rPr>
   </w:style>
   <w:style w:type="character" w:customStyle="1" w:styleId="AlertTok">
@@ -897,9 +1072,9 @@
     <w:name w:val="ErrorTok"/>
     <w:basedOn w:val="VerbatimChar"/>
     <w:rPr>
+      <w:b/>
       <w:color w:val="a40000"/>
       <w:shd w:val="clear" w:fill="f8f8f8"/>
-      <w:b/>
     </w:rPr>
   </w:style>
   <w:style w:type="character" w:customStyle="1" w:styleId="NormalTok">
@@ -923,44 +1098,44 @@
         <a:sysClr val="window" lastClr="FFFFFF"/>
       </a:lt1>
       <a:dk2>
-        <a:srgbClr val="1F497D"/>
+        <a:srgbClr val="0E2841"/>
       </a:dk2>
       <a:lt2>
-        <a:srgbClr val="EEECE1"/>
+        <a:srgbClr val="E8E8E8"/>
       </a:lt2>
       <a:accent1>
-        <a:srgbClr val="4F81BD"/>
+        <a:srgbClr val="156082"/>
       </a:accent1>
       <a:accent2>
-        <a:srgbClr val="C0504D"/>
+        <a:srgbClr val="E97132"/>
       </a:accent2>
       <a:accent3>
-        <a:srgbClr val="9BBB59"/>
+        <a:srgbClr val="196B24"/>
       </a:accent3>
       <a:accent4>
-        <a:srgbClr val="8064A2"/>
+        <a:srgbClr val="0F9ED5"/>
       </a:accent4>
       <a:accent5>
-        <a:srgbClr val="4BACC6"/>
+        <a:srgbClr val="A02B93"/>
       </a:accent5>
       <a:accent6>
-        <a:srgbClr val="F79646"/>
+        <a:srgbClr val="4EA72E"/>
       </a:accent6>
       <a:hlink>
-        <a:srgbClr val="0000FF"/>
+        <a:srgbClr val="467886"/>
       </a:hlink>
       <a:folHlink>
-        <a:srgbClr val="800080"/>
+        <a:srgbClr val="96607D"/>
       </a:folHlink>
     </a:clrScheme>
     <a:fontScheme name="Office">
       <a:majorFont>
-        <a:latin typeface="Calibri"/>
+        <a:latin typeface="Aptos Display" panose="02110004020202020204"/>
         <a:ea typeface=""/>
         <a:cs typeface=""/>
-        <a:font script="Jpan" typeface="ＭＳ ゴシック"/>
+        <a:font script="Jpan" typeface="游ゴシック Light"/>
         <a:font script="Hang" typeface="맑은 고딕"/>
-        <a:font script="Hans" typeface="宋体"/>
+        <a:font script="Hans" typeface="等线 Light"/>
         <a:font script="Hant" typeface="新細明體"/>
         <a:font script="Arab" typeface="Times New Roman"/>
         <a:font script="Hebr" typeface="Times New Roman"/>
@@ -987,14 +1162,32 @@
         <a:font script="Mong" typeface="Mongolian Baiti"/>
         <a:font script="Viet" typeface="Times New Roman"/>
         <a:font script="Uigh" typeface="Microsoft Uighur"/>
+        <a:font script="Geor" typeface="Sylfaen"/>
+        <a:font script="Armn" typeface="Arial"/>
+        <a:font script="Bugi" typeface="Leelawadee UI"/>
+        <a:font script="Bopo" typeface="Microsoft JhengHei"/>
+        <a:font script="Java" typeface="Javanese Text"/>
+        <a:font script="Lisu" typeface="Segoe UI"/>
+        <a:font script="Mymr" typeface="Myanmar Text"/>
+        <a:font script="Nkoo" typeface="Ebrima"/>
+        <a:font script="Olck" typeface="Nirmala UI"/>
+        <a:font script="Osma" typeface="Ebrima"/>
+        <a:font script="Phag" typeface="Phagspa"/>
+        <a:font script="Syrn" typeface="Estrangelo Edessa"/>
+        <a:font script="Syrj" typeface="Estrangelo Edessa"/>
+        <a:font script="Syre" typeface="Estrangelo Edessa"/>
+        <a:font script="Sora" typeface="Nirmala UI"/>
+        <a:font script="Tale" typeface="Microsoft Tai Le"/>
+        <a:font script="Talu" typeface="Microsoft New Tai Lue"/>
+        <a:font script="Tfng" typeface="Ebrima"/>
       </a:majorFont>
       <a:minorFont>
-        <a:latin typeface="Cambria"/>
+        <a:latin typeface="Aptos" panose="02110004020202020204"/>
         <a:ea typeface=""/>
         <a:cs typeface=""/>
-        <a:font script="Jpan" typeface="ＭＳ 明朝"/>
+        <a:font script="Jpan" typeface="游明朝"/>
         <a:font script="Hang" typeface="맑은 고딕"/>
-        <a:font script="Hans" typeface="宋体"/>
+        <a:font script="Hans" typeface="等线"/>
         <a:font script="Hant" typeface="新細明體"/>
         <a:font script="Arab" typeface="Arial"/>
         <a:font script="Hebr" typeface="Arial"/>
@@ -1021,6 +1214,24 @@
         <a:font script="Mong" typeface="Mongolian Baiti"/>
         <a:font script="Viet" typeface="Arial"/>
         <a:font script="Uigh" typeface="Microsoft Uighur"/>
+        <a:font script="Geor" typeface="Sylfaen"/>
+        <a:font script="Armn" typeface="Arial"/>
+        <a:font script="Bugi" typeface="Leelawadee UI"/>
+        <a:font script="Bopo" typeface="Microsoft JhengHei"/>
+        <a:font script="Java" typeface="Javanese Text"/>
+        <a:font script="Lisu" typeface="Segoe UI"/>
+        <a:font script="Mymr" typeface="Myanmar Text"/>
+        <a:font script="Nkoo" typeface="Ebrima"/>
+        <a:font script="Olck" typeface="Nirmala UI"/>
+        <a:font script="Osma" typeface="Ebrima"/>
+        <a:font script="Phag" typeface="Phagspa"/>
+        <a:font script="Syrn" typeface="Estrangelo Edessa"/>
+        <a:font script="Syrj" typeface="Estrangelo Edessa"/>
+        <a:font script="Syre" typeface="Estrangelo Edessa"/>
+        <a:font script="Sora" typeface="Nirmala UI"/>
+        <a:font script="Tale" typeface="Microsoft Tai Le"/>
+        <a:font script="Talu" typeface="Microsoft New Tai Lue"/>
+        <a:font script="Tfng" typeface="Ebrima"/>
       </a:minorFont>
     </a:fontScheme>
     <a:fmtScheme name="Office">
@@ -1032,200 +1243,141 @@
           <a:gsLst>
             <a:gs pos="0">
               <a:schemeClr val="phClr">
-                <a:tint val="50000"/>
-                <a:satMod val="300000"/>
+                <a:lumMod val="110000"/>
+                <a:satMod val="105000"/>
+                <a:tint val="67000"/>
               </a:schemeClr>
             </a:gs>
-            <a:gs pos="35000">
+            <a:gs pos="50000">
               <a:schemeClr val="phClr">
-                <a:tint val="37000"/>
-                <a:satMod val="300000"/>
+                <a:lumMod val="105000"/>
+                <a:satMod val="103000"/>
+                <a:tint val="73000"/>
               </a:schemeClr>
             </a:gs>
             <a:gs pos="100000">
               <a:schemeClr val="phClr">
-                <a:tint val="15000"/>
-                <a:satMod val="350000"/>
+                <a:lumMod val="105000"/>
+                <a:satMod val="109000"/>
+                <a:tint val="81000"/>
               </a:schemeClr>
             </a:gs>
           </a:gsLst>
-          <a:lin ang="16200000" scaled="1"/>
+          <a:lin ang="5400000" scaled="0"/>
         </a:gradFill>
         <a:gradFill rotWithShape="1">
           <a:gsLst>
             <a:gs pos="0">
               <a:schemeClr val="phClr">
-                <a:tint val="100000"/>
+                <a:satMod val="103000"/>
+                <a:lumMod val="102000"/>
+                <a:tint val="94000"/>
+              </a:schemeClr>
+            </a:gs>
+            <a:gs pos="50000">
+              <a:schemeClr val="phClr">
+                <a:satMod val="110000"/>
+                <a:lumMod val="100000"/>
                 <a:shade val="100000"/>
-                <a:satMod val="130000"/>
               </a:schemeClr>
             </a:gs>
             <a:gs pos="100000">
               <a:schemeClr val="phClr">
-                <a:tint val="50000"/>
-                <a:shade val="100000"/>
-                <a:satMod val="350000"/>
+                <a:lumMod val="99000"/>
+                <a:satMod val="120000"/>
+                <a:shade val="78000"/>
               </a:schemeClr>
             </a:gs>
           </a:gsLst>
-          <a:lin ang="16200000" scaled="0"/>
+          <a:lin ang="5400000" scaled="0"/>
         </a:gradFill>
       </a:fillStyleLst>
       <a:lnStyleLst>
-        <a:ln w="9525" cap="flat" cmpd="sng" algn="ctr">
-          <a:solidFill>
-            <a:schemeClr val="phClr">
-              <a:shade val="95000"/>
-              <a:satMod val="105000"/>
-            </a:schemeClr>
-          </a:solidFill>
-          <a:prstDash val="solid"/>
-        </a:ln>
-        <a:ln w="25400" cap="flat" cmpd="sng" algn="ctr">
+        <a:ln w="6350" cap="flat" cmpd="sng" algn="ctr">
           <a:solidFill>
             <a:schemeClr val="phClr"/>
           </a:solidFill>
           <a:prstDash val="solid"/>
+          <a:miter lim="800000"/>
         </a:ln>
-        <a:ln w="38100" cap="flat" cmpd="sng" algn="ctr">
+        <a:ln w="12700" cap="flat" cmpd="sng" algn="ctr">
           <a:solidFill>
             <a:schemeClr val="phClr"/>
           </a:solidFill>
           <a:prstDash val="solid"/>
+          <a:miter lim="800000"/>
+        </a:ln>
+        <a:ln w="19050" cap="flat" cmpd="sng" algn="ctr">
+          <a:solidFill>
+            <a:schemeClr val="phClr"/>
+          </a:solidFill>
+          <a:prstDash val="solid"/>
+          <a:miter lim="800000"/>
         </a:ln>
       </a:lnStyleLst>
       <a:effectStyleLst>
         <a:effectStyle>
+          <a:effectLst/>
+        </a:effectStyle>
+        <a:effectStyle>
+          <a:effectLst/>
+        </a:effectStyle>
+        <a:effectStyle>
           <a:effectLst>
-            <a:outerShdw blurRad="40000" dist="20000" dir="5400000" rotWithShape="0">
+            <a:outerShdw blurRad="57150" dist="19050" dir="5400000" algn="ctr" rotWithShape="0">
               <a:srgbClr val="000000">
-                <a:alpha val="38000"/>
+                <a:alpha val="63000"/>
               </a:srgbClr>
             </a:outerShdw>
           </a:effectLst>
-        </a:effectStyle>
-        <a:effectStyle>
-          <a:effectLst>
-            <a:outerShdw blurRad="40000" dist="23000" dir="5400000" rotWithShape="0">
-              <a:srgbClr val="000000">
-                <a:alpha val="35000"/>
-              </a:srgbClr>
-            </a:outerShdw>
-          </a:effectLst>
-        </a:effectStyle>
-        <a:effectStyle>
-          <a:effectLst>
-            <a:outerShdw blurRad="40000" dist="23000" dir="5400000" rotWithShape="0">
-              <a:srgbClr val="000000">
-                <a:alpha val="35000"/>
-              </a:srgbClr>
-            </a:outerShdw>
-          </a:effectLst>
-          <a:scene3d>
-            <a:camera prst="orthographicFront">
-              <a:rot lat="0" lon="0" rev="0"/>
-            </a:camera>
-            <a:lightRig rig="threePt" dir="t">
-              <a:rot lat="0" lon="0" rev="1200000"/>
-            </a:lightRig>
-          </a:scene3d>
-          <a:sp3d>
-            <a:bevelT w="63500" h="25400"/>
-          </a:sp3d>
         </a:effectStyle>
       </a:effectStyleLst>
       <a:bgFillStyleLst>
         <a:solidFill>
           <a:schemeClr val="phClr"/>
         </a:solidFill>
+        <a:solidFill>
+          <a:schemeClr val="phClr">
+            <a:tint val="95000"/>
+            <a:satMod val="170000"/>
+          </a:schemeClr>
+        </a:solidFill>
         <a:gradFill rotWithShape="1">
           <a:gsLst>
             <a:gs pos="0">
               <a:schemeClr val="phClr">
-                <a:tint val="40000"/>
-                <a:satMod val="350000"/>
+                <a:tint val="93000"/>
+                <a:satMod val="150000"/>
+                <a:shade val="98000"/>
+                <a:lumMod val="102000"/>
               </a:schemeClr>
             </a:gs>
-            <a:gs pos="40000">
+            <a:gs pos="50000">
               <a:schemeClr val="phClr">
-                <a:tint val="45000"/>
-                <a:shade val="99000"/>
-                <a:satMod val="350000"/>
+                <a:tint val="98000"/>
+                <a:satMod val="130000"/>
+                <a:shade val="90000"/>
+                <a:lumMod val="103000"/>
               </a:schemeClr>
             </a:gs>
             <a:gs pos="100000">
               <a:schemeClr val="phClr">
-                <a:shade val="20000"/>
-                <a:satMod val="255000"/>
+                <a:shade val="63000"/>
+                <a:satMod val="120000"/>
               </a:schemeClr>
             </a:gs>
           </a:gsLst>
-          <a:path path="circle">
-            <a:fillToRect l="50000" t="-80000" r="50000" b="180000"/>
-          </a:path>
-        </a:gradFill>
-        <a:gradFill rotWithShape="1">
-          <a:gsLst>
-            <a:gs pos="0">
-              <a:schemeClr val="phClr">
-                <a:tint val="80000"/>
-                <a:satMod val="300000"/>
-              </a:schemeClr>
-            </a:gs>
-            <a:gs pos="100000">
-              <a:schemeClr val="phClr">
-                <a:shade val="30000"/>
-                <a:satMod val="200000"/>
-              </a:schemeClr>
-            </a:gs>
-          </a:gsLst>
-          <a:path path="circle">
-            <a:fillToRect l="50000" t="50000" r="50000" b="50000"/>
-          </a:path>
+          <a:lin ang="5400000" scaled="0"/>
         </a:gradFill>
       </a:bgFillStyleLst>
     </a:fmtScheme>
   </a:themeElements>
-  <a:objectDefaults>
-    <a:spDef>
-      <a:spPr/>
-      <a:bodyPr/>
-      <a:lstStyle/>
-      <a:style>
-        <a:lnRef idx="1">
-          <a:schemeClr val="accent1"/>
-        </a:lnRef>
-        <a:fillRef idx="3">
-          <a:schemeClr val="accent1"/>
-        </a:fillRef>
-        <a:effectRef idx="2">
-          <a:schemeClr val="accent1"/>
-        </a:effectRef>
-        <a:fontRef idx="minor">
-          <a:schemeClr val="lt1"/>
-        </a:fontRef>
-      </a:style>
-    </a:spDef>
-    <a:lnDef>
-      <a:spPr/>
-      <a:bodyPr/>
-      <a:lstStyle/>
-      <a:style>
-        <a:lnRef idx="2">
-          <a:schemeClr val="accent1"/>
-        </a:lnRef>
-        <a:fillRef idx="0">
-          <a:schemeClr val="accent1"/>
-        </a:fillRef>
-        <a:effectRef idx="1">
-          <a:schemeClr val="accent1"/>
-        </a:effectRef>
-        <a:fontRef idx="minor">
-          <a:schemeClr val="tx1"/>
-        </a:fontRef>
-      </a:style>
-    </a:lnDef>
-  </a:objectDefaults>
+  <a:objectDefaults/>
   <a:extraClrSchemeLst/>
+  <a:extLst>
+    <a:ext uri="{05A4C25C-085E-4340-85A3-A5531E510DB2}">
+      <thm15:themeFamily xmlns:thm15="http://schemas.microsoft.com/office/thememl/2012/main" name="Office Theme" id="{2E142A2C-CD16-42D6-873A-C26D2A0506FA}" vid="{1BDDFF52-6CD6-40A5-AB3C-68EB2F1E4D0A}"/>
+    </a:ext>
+  </a:extLst>
 </a:theme>
 </file>
--- a/Foraging-results.docx
+++ b/Foraging-results.docx
@@ -31,7 +31,7 @@
         <w:pStyle w:val="FirstParagraph"/>
       </w:pPr>
       <w:r>
-        <w:t xml:space="preserve">Averaged by week, individual snowshoe hare foraging rates varied greatly, ranging from 4 to 14.9 hours per day (9.5 ± 1.7). Food supplementation reduced foraging effort by 0.9 hours (p = 0, t = -9.43, df = 1339, R2 = 0.062; Figure 2A). As daylight hours became longer from January to March, hares decreased their foraging rate by 9.6 ± 1.2 minutes per hour decrease in night length (p = 0, t = 7.84, df = 1339, R2 = 0.044).</w:t>
+        <w:t xml:space="preserve">Averaged by week, individual snowshoe hare foraging rates varied greatly, ranging from 4 to 14.9 hours per day (9.5 ± 1.7). Food supplementation reduced foraging effort by 0.9 hours (p = 0, t = -9.43, df = 1339, R2 = 0.062; Figure 1E). As daylight hours became longer from January to March, hares decreased their foraging rate by 9.6 ± 1.2 minutes per hour decrease in night length (p = 0, t = 7.84, df = 1339, R2 = 0.044).</w:t>
       </w:r>
     </w:p>
     <w:p>
@@ -39,7 +39,7 @@
         <w:pStyle w:val="BodyText"/>
       </w:pPr>
       <w:r>
-        <w:t xml:space="preserve">The linear mixed model that tested how snowshoe hare winter foraging effort was influenced by environmental conditions and food supplementation found that the interaction between hare density and food treatment (Figure 2A, t = 4.49) along with ambient temperature (Figure 2B, t = 12.56) significantly influenced foraging (Table 1). Neither available twig biomass (t = 1.66) and mortality rate (t =-1.28), nor their interactions with food treatment, affected foraging rate according to the model (Table 1). While there was no effect of hare density overall (t = -2.47), the interaction between food treatment and hare density influenced foraging rates (β = 1.761 ± 0.39, CI = 0.98 - 2.53). At low hare densities (0.1 hares/ha), control hares foraged 1.94 hours more than food supplemented individuals (Figure 2B). When hare densities were at their highest, foraging rates between the two treatment groups converged at 8.74 hours per day. Ambient temperature positively influenced how much hares foraged. For every 10 °C increase, hares foraged 51.6 ± 6 minutes more per day (β = 0.086 ± 0.01, CI = 0.07 - 0.10). In total, as weekly temperatures increased from the coldest of -35 °C to the warmest of 5 °C, control hare foraging rate increased from 7.5 to 10.9 hours per day (Figure 2B). Food supplemented hares followed the same pattern but foraged 0.98 hours less than controls on average. While temperature, density, and food treatment explained some variance within the model (Marginal R2 = 0.15), more variance was explained by individual differences (Conditional R2 - Marginal R2 = 0.61).</w:t>
+        <w:t xml:space="preserve">The linear mixed model that tested how snowshoe hare winter foraging effort was influenced by environmental conditions and food supplementation found that the interaction between hare density and food treatment (t = 4.49) along with ambient temperature (t = 12.56) significantly influenced foraging (Table 1). Neither available twig biomass (t = 1.66) and mortality rate (t =-1.28), nor their interactions with food treatment, affected foraging rate according to the model (Table 1). While there was no effect of hare density overall (t = -2.47), the interaction between food treatment and density influenced foraging rates (β = 1.761 ± 0.39, CI = 0.98 - 2.53). At low hare densities (0.1 hares/ha), control hares foraged 1.94 hours more than food supplemented individuals (Figure 2B). When hare densities were at their highest, foraging rates between the two treatment groups converged at 8.74 hours per day. Ambient temperature positively influenced how much hares foraged. For every 10 °C increase, hares foraged 51.6 ± 6 minutes more per day (β = 0.086 ± 0.01, CI = 0.07 - 0.10). In total, as weekly temperatures increased from the coldest of -35 °C to the warmest of 5 °C, control hare foraging rate increased from 7.5 to 10.9 hours per day (Figure 2B). Food supplemented hares followed the same pattern but foraged 0.98 hours less than controls on average. While temperature, density, and food treatment explained some variance within the model (Marginal R2 = 0.15), more variance was explained by individual differences (Conditional R2 - Marginal R2 = 0.61).</w:t>
       </w:r>
     </w:p>
     <w:sectPr>
